--- a/2022/Drafts/Compliance Documents/CF3R/2022-CF3R-MCH-23e-AirflowRate-AllZonesCallingOnly-WithCFVCS.docx
+++ b/2022/Drafts/Compliance Documents/CF3R/2022-CF3R-MCH-23e-AirflowRate-AllZonesCallingOnly-WithCFVCS.docx
@@ -1256,8 +1256,8 @@
         <w:tblLook w:val="0000" w:firstRow="0" w:lastRow="0" w:firstColumn="0" w:lastColumn="0" w:noHBand="0" w:noVBand="0"/>
       </w:tblPr>
       <w:tblGrid>
-        <w:gridCol w:w="474"/>
-        <w:gridCol w:w="5815"/>
+        <w:gridCol w:w="473"/>
+        <w:gridCol w:w="5816"/>
         <w:gridCol w:w="4501"/>
       </w:tblGrid>
       <w:tr>
@@ -12244,34 +12244,136 @@
             <w:pPr>
               <w:keepNext/>
               <w:rPr>
-                <w:rFonts w:asciiTheme="minorHAnsi" w:hAnsiTheme="minorHAnsi"/>
-                <w:sz w:val="18"/>
-                <w:szCs w:val="18"/>
-              </w:rPr>
-            </w:pPr>
-            <w:r>
-              <w:rPr>
-                <w:rFonts w:asciiTheme="minorHAnsi" w:hAnsiTheme="minorHAnsi"/>
-                <w:sz w:val="18"/>
-                <w:szCs w:val="18"/>
-              </w:rPr>
-              <w:t>Elseif parent is MCH-01a, and B1</w:t>
-            </w:r>
-            <w:r>
-              <w:rPr>
-                <w:rFonts w:asciiTheme="minorHAnsi" w:hAnsiTheme="minorHAnsi"/>
-                <w:sz w:val="18"/>
-                <w:szCs w:val="18"/>
-              </w:rPr>
-              <w:t>0</w:t>
-            </w:r>
-            <w:r>
-              <w:rPr>
-                <w:rFonts w:asciiTheme="minorHAnsi" w:hAnsiTheme="minorHAnsi"/>
-                <w:sz w:val="18"/>
-                <w:szCs w:val="18"/>
-              </w:rPr>
-              <w:t xml:space="preserve"> </w:t>
+                <w:ins w:id="3" w:author="Alhabibi, Haider@Energy" w:date="2024-04-09T15:58:00Z"/>
+                <w:rFonts w:asciiTheme="minorHAnsi" w:hAnsiTheme="minorHAnsi"/>
+                <w:sz w:val="18"/>
+                <w:szCs w:val="18"/>
+              </w:rPr>
+            </w:pPr>
+            <w:r>
+              <w:rPr>
+                <w:rFonts w:asciiTheme="minorHAnsi" w:hAnsiTheme="minorHAnsi"/>
+                <w:sz w:val="18"/>
+                <w:szCs w:val="18"/>
+              </w:rPr>
+              <w:t>Elseif parent is MCH-01a</w:t>
+            </w:r>
+            <w:ins w:id="4" w:author="Alhabibi, Haider@Energy" w:date="2024-04-09T15:58:00Z">
+              <w:r>
+                <w:rPr>
+                  <w:rFonts w:asciiTheme="minorHAnsi" w:hAnsiTheme="minorHAnsi"/>
+                  <w:sz w:val="18"/>
+                  <w:szCs w:val="18"/>
+                </w:rPr>
+                <w:t xml:space="preserve"> only:</w:t>
+              </w:r>
+            </w:ins>
+          </w:p>
+          <w:p>
+            <w:pPr>
+              <w:keepNext/>
+              <w:rPr>
+                <w:rFonts w:asciiTheme="minorHAnsi" w:hAnsiTheme="minorHAnsi"/>
+                <w:sz w:val="18"/>
+                <w:szCs w:val="18"/>
+              </w:rPr>
+            </w:pPr>
+            <w:ins w:id="5" w:author="Alhabibi, Haider@Energy" w:date="2024-04-09T15:59:00Z">
+              <w:r>
+                <w:rPr>
+                  <w:rFonts w:asciiTheme="minorHAnsi" w:hAnsiTheme="minorHAnsi"/>
+                  <w:sz w:val="18"/>
+                  <w:szCs w:val="18"/>
+                </w:rPr>
+                <w:t>If (B10 ≠ NA and B10 ≠ D09)</w:t>
+              </w:r>
+            </w:ins>
+            <w:del w:id="6" w:author="Alhabibi, Haider@Energy" w:date="2024-04-09T15:59:00Z">
+              <w:r>
+                <w:rPr>
+                  <w:rFonts w:asciiTheme="minorHAnsi" w:hAnsiTheme="minorHAnsi"/>
+                  <w:sz w:val="18"/>
+                  <w:szCs w:val="18"/>
+                </w:rPr>
+                <w:delText>, and B1</w:delText>
+              </w:r>
+              <w:r>
+                <w:rPr>
+                  <w:rFonts w:asciiTheme="minorHAnsi" w:hAnsiTheme="minorHAnsi"/>
+                  <w:sz w:val="18"/>
+                  <w:szCs w:val="18"/>
+                </w:rPr>
+                <w:delText>0</w:delText>
+              </w:r>
+              <w:r>
+                <w:rPr>
+                  <w:rFonts w:asciiTheme="minorHAnsi" w:hAnsiTheme="minorHAnsi"/>
+                  <w:sz w:val="18"/>
+                  <w:szCs w:val="18"/>
+                </w:rPr>
+                <w:delText xml:space="preserve"> </w:delText>
+              </w:r>
+              <w:r>
+                <w:rPr>
+                  <w:rFonts w:asciiTheme="minorHAnsi" w:hAnsiTheme="minorHAnsi" w:cstheme="minorHAnsi"/>
+                  <w:sz w:val="18"/>
+                  <w:szCs w:val="18"/>
+                </w:rPr>
+                <w:delText>≠</w:delText>
+              </w:r>
+              <w:r>
+                <w:rPr>
+                  <w:rFonts w:asciiTheme="minorHAnsi" w:hAnsiTheme="minorHAnsi"/>
+                  <w:sz w:val="18"/>
+                  <w:szCs w:val="18"/>
+                </w:rPr>
+                <w:delText xml:space="preserve"> D09</w:delText>
+              </w:r>
+            </w:del>
+            <w:r>
+              <w:rPr>
+                <w:rFonts w:asciiTheme="minorHAnsi" w:hAnsiTheme="minorHAnsi"/>
+                <w:sz w:val="18"/>
+                <w:szCs w:val="18"/>
+              </w:rPr>
+              <w:t>, then value = 350;</w:t>
+            </w:r>
+          </w:p>
+          <w:p>
+            <w:pPr>
+              <w:keepNext/>
+              <w:rPr>
+                <w:ins w:id="7" w:author="Alhabibi, Haider@Energy" w:date="2024-04-09T15:59:00Z"/>
+                <w:rFonts w:asciiTheme="minorHAnsi" w:hAnsiTheme="minorHAnsi"/>
+                <w:sz w:val="18"/>
+                <w:szCs w:val="18"/>
+              </w:rPr>
+            </w:pPr>
+            <w:r>
+              <w:rPr>
+                <w:rFonts w:asciiTheme="minorHAnsi" w:hAnsiTheme="minorHAnsi"/>
+                <w:sz w:val="18"/>
+                <w:szCs w:val="18"/>
+              </w:rPr>
+              <w:t xml:space="preserve">Elseif </w:t>
+            </w:r>
+            <w:del w:id="8" w:author="Alhabibi, Haider@Energy" w:date="2024-04-09T15:59:00Z">
+              <w:r>
+                <w:rPr>
+                  <w:rFonts w:asciiTheme="minorHAnsi" w:hAnsiTheme="minorHAnsi"/>
+                  <w:sz w:val="18"/>
+                  <w:szCs w:val="18"/>
+                </w:rPr>
+                <w:delText xml:space="preserve">parent is MCH-01a, and </w:delText>
+              </w:r>
+            </w:del>
+            <w:r>
+              <w:rPr>
+                <w:rFonts w:asciiTheme="minorHAnsi" w:hAnsiTheme="minorHAnsi"/>
+                <w:sz w:val="18"/>
+                <w:szCs w:val="18"/>
+              </w:rPr>
+              <w:t xml:space="preserve">C08 </w:t>
             </w:r>
             <w:r>
               <w:rPr>
@@ -12287,52 +12389,82 @@
                 <w:sz w:val="18"/>
                 <w:szCs w:val="18"/>
               </w:rPr>
-              <w:t xml:space="preserve"> D09, then value = 350;</w:t>
-            </w:r>
-          </w:p>
-          <w:p>
-            <w:pPr>
-              <w:keepNext/>
-              <w:rPr>
-                <w:rFonts w:asciiTheme="minorHAnsi" w:hAnsiTheme="minorHAnsi"/>
-                <w:sz w:val="18"/>
-                <w:szCs w:val="18"/>
-              </w:rPr>
-            </w:pPr>
-          </w:p>
-          <w:p>
-            <w:pPr>
-              <w:keepNext/>
-              <w:rPr>
-                <w:rFonts w:asciiTheme="minorHAnsi" w:hAnsiTheme="minorHAnsi"/>
-                <w:sz w:val="18"/>
-                <w:szCs w:val="18"/>
-              </w:rPr>
-            </w:pPr>
-            <w:r>
-              <w:rPr>
-                <w:rFonts w:asciiTheme="minorHAnsi" w:hAnsiTheme="minorHAnsi"/>
-                <w:sz w:val="18"/>
-                <w:szCs w:val="18"/>
-              </w:rPr>
-              <w:t xml:space="preserve">Elseif parent is MCH-01a, and C08 </w:t>
-            </w:r>
-            <w:r>
-              <w:rPr>
-                <w:rFonts w:asciiTheme="minorHAnsi" w:hAnsiTheme="minorHAnsi" w:cstheme="minorHAnsi"/>
-                <w:sz w:val="18"/>
-                <w:szCs w:val="18"/>
-              </w:rPr>
-              <w:t>≠</w:t>
-            </w:r>
-            <w:r>
-              <w:rPr>
-                <w:rFonts w:asciiTheme="minorHAnsi" w:hAnsiTheme="minorHAnsi"/>
-                <w:sz w:val="18"/>
-                <w:szCs w:val="18"/>
-              </w:rPr>
               <w:t xml:space="preserve"> NA, then reference value from MCH-01a C08;</w:t>
             </w:r>
+          </w:p>
+          <w:p>
+            <w:pPr>
+              <w:keepNext/>
+              <w:rPr>
+                <w:ins w:id="9" w:author="Alhabibi, Haider@Energy" w:date="2024-04-09T15:59:00Z"/>
+                <w:rFonts w:asciiTheme="minorHAnsi" w:hAnsiTheme="minorHAnsi"/>
+                <w:sz w:val="18"/>
+                <w:szCs w:val="18"/>
+              </w:rPr>
+            </w:pPr>
+          </w:p>
+          <w:p>
+            <w:pPr>
+              <w:keepNext/>
+              <w:rPr>
+                <w:ins w:id="10" w:author="Alhabibi, Haider@Energy" w:date="2024-04-09T15:59:00Z"/>
+                <w:rFonts w:asciiTheme="minorHAnsi" w:hAnsiTheme="minorHAnsi"/>
+                <w:sz w:val="18"/>
+                <w:szCs w:val="18"/>
+              </w:rPr>
+            </w:pPr>
+            <w:ins w:id="11" w:author="Alhabibi, Haider@Energy" w:date="2024-04-09T15:59:00Z">
+              <w:r>
+                <w:rPr>
+                  <w:rFonts w:asciiTheme="minorHAnsi" w:hAnsiTheme="minorHAnsi"/>
+                  <w:sz w:val="18"/>
+                  <w:szCs w:val="18"/>
+                </w:rPr>
+                <w:t xml:space="preserve">Elseif parent is MCH-01d only: </w:t>
+              </w:r>
+            </w:ins>
+          </w:p>
+          <w:p>
+            <w:pPr>
+              <w:keepNext/>
+              <w:rPr>
+                <w:ins w:id="12" w:author="Alhabibi, Haider@Energy" w:date="2024-04-09T15:59:00Z"/>
+                <w:rFonts w:asciiTheme="minorHAnsi" w:hAnsiTheme="minorHAnsi"/>
+                <w:sz w:val="18"/>
+                <w:szCs w:val="18"/>
+              </w:rPr>
+            </w:pPr>
+            <w:ins w:id="13" w:author="Alhabibi, Haider@Energy" w:date="2024-04-09T15:59:00Z">
+              <w:r>
+                <w:rPr>
+                  <w:rFonts w:asciiTheme="minorHAnsi" w:hAnsiTheme="minorHAnsi"/>
+                  <w:sz w:val="18"/>
+                  <w:szCs w:val="18"/>
+                </w:rPr>
+                <w:t>If (B08 ≠ NA and B08 ≠ D09), then value = 350;</w:t>
+              </w:r>
+            </w:ins>
+          </w:p>
+          <w:p>
+            <w:pPr>
+              <w:keepNext/>
+              <w:rPr>
+                <w:ins w:id="14" w:author="Alhabibi, Haider@Energy" w:date="2024-04-09T15:59:00Z"/>
+                <w:rFonts w:asciiTheme="minorHAnsi" w:hAnsiTheme="minorHAnsi"/>
+                <w:sz w:val="18"/>
+                <w:szCs w:val="18"/>
+              </w:rPr>
+            </w:pPr>
+            <w:ins w:id="15" w:author="Alhabibi, Haider@Energy" w:date="2024-04-09T15:59:00Z">
+              <w:r>
+                <w:rPr>
+                  <w:rFonts w:asciiTheme="minorHAnsi" w:hAnsiTheme="minorHAnsi"/>
+                  <w:sz w:val="18"/>
+                  <w:szCs w:val="18"/>
+                </w:rPr>
+                <w:t>Elseif C08 ≠ NA, then reference value from MCH-01d C08;</w:t>
+              </w:r>
+            </w:ins>
           </w:p>
           <w:p>
             <w:pPr>
@@ -12822,7 +12954,7 @@
             <w:pPr>
               <w:keepNext/>
               <w:rPr>
-                <w:ins w:id="3" w:author="Alhabibi, Haider@Energy" w:date="2023-11-02T11:40:00Z"/>
+                <w:ins w:id="16" w:author="Alhabibi, Haider@Energy" w:date="2023-11-02T11:40:00Z"/>
                 <w:rFonts w:asciiTheme="minorHAnsi" w:hAnsiTheme="minorHAnsi"/>
                 <w:sz w:val="18"/>
                 <w:szCs w:val="18"/>
@@ -12836,7 +12968,7 @@
               </w:rPr>
               <w:t xml:space="preserve"> </w:t>
             </w:r>
-            <w:ins w:id="4" w:author="Alhabibi, Haider@Energy" w:date="2023-11-02T11:40:00Z">
+            <w:ins w:id="17" w:author="Alhabibi, Haider@Energy" w:date="2023-11-02T11:40:00Z">
               <w:r>
                 <w:rPr>
                   <w:rFonts w:asciiTheme="minorHAnsi" w:hAnsiTheme="minorHAnsi"/>
@@ -12846,7 +12978,7 @@
                 <w:t xml:space="preserve">If parent document = CF2R-MCH-01b, then value = </w:t>
               </w:r>
             </w:ins>
-            <w:ins w:id="5" w:author="Alhabibi, Haider@Energy [2]" w:date="2023-11-03T10:57:00Z">
+            <w:ins w:id="18" w:author="Alhabibi, Haider@Energy [2]" w:date="2023-11-03T10:57:00Z">
               <w:r>
                 <w:rPr>
                   <w:rFonts w:asciiTheme="minorHAnsi" w:hAnsiTheme="minorHAnsi"/>
@@ -12856,7 +12988,7 @@
                 <w:t>300</w:t>
               </w:r>
             </w:ins>
-            <w:ins w:id="6" w:author="Alhabibi, Haider@Energy" w:date="2023-11-02T11:40:00Z">
+            <w:ins w:id="19" w:author="Alhabibi, Haider@Energy" w:date="2023-11-02T11:40:00Z">
               <w:r>
                 <w:rPr>
                   <w:rFonts w:asciiTheme="minorHAnsi" w:hAnsiTheme="minorHAnsi"/>
@@ -12876,7 +13008,7 @@
                 <w:szCs w:val="18"/>
               </w:rPr>
             </w:pPr>
-            <w:ins w:id="7" w:author="Alhabibi, Haider@Energy [2]" w:date="2023-11-03T10:57:00Z">
+            <w:ins w:id="20" w:author="Alhabibi, Haider@Energy [2]" w:date="2023-11-03T10:57:00Z">
               <w:r>
                 <w:rPr>
                   <w:rFonts w:asciiTheme="minorHAnsi" w:hAnsiTheme="minorHAnsi"/>
@@ -12886,7 +13018,7 @@
                 <w:t>e</w:t>
               </w:r>
             </w:ins>
-            <w:ins w:id="8" w:author="Alhabibi, Haider@Energy" w:date="2023-11-02T11:40:00Z">
+            <w:ins w:id="21" w:author="Alhabibi, Haider@Energy" w:date="2023-11-02T11:40:00Z">
               <w:r>
                 <w:rPr>
                   <w:rFonts w:asciiTheme="minorHAnsi" w:hAnsiTheme="minorHAnsi"/>
@@ -14504,7 +14636,7 @@
           <v:path o:extrusionok="f" gradientshapeok="t" o:connecttype="rect"/>
           <o:lock v:ext="edit" aspectratio="t"/>
         </v:shapetype>
-        <v:shape id="WordPictureWatermark21287297" o:spid="_x0000_s2051" type="#_x0000_t75" style="position:absolute;margin-left:0;margin-top:0;width:10in;height:540pt;z-index:-251658238;mso-position-horizontal:center;mso-position-horizontal-relative:margin;mso-position-vertical:center;mso-position-vertical-relative:margin" o:allowincell="f">
+        <v:shape id="WordPictureWatermark21287297" o:spid="_x0000_s1027" type="#_x0000_t75" style="position:absolute;margin-left:0;margin-top:0;width:10in;height:540pt;z-index:-251658238;mso-position-horizontal:center;mso-position-horizontal-relative:margin;mso-position-vertical:center;mso-position-vertical-relative:margin" o:allowincell="f">
           <v:imagedata r:id="rId1" o:title="Watermark" gain="19661f" blacklevel="22938f"/>
           <w10:wrap anchorx="margin" anchory="margin"/>
         </v:shape>
@@ -15174,7 +15306,7 @@
           <v:path o:extrusionok="f" gradientshapeok="t" o:connecttype="rect"/>
           <o:lock v:ext="edit" aspectratio="t"/>
         </v:shapetype>
-        <v:shape id="WordPictureWatermark21287296" o:spid="_x0000_s2062" type="#_x0000_t75" style="position:absolute;margin-left:0;margin-top:0;width:10in;height:540pt;z-index:-251658239;mso-position-horizontal:center;mso-position-horizontal-relative:margin;mso-position-vertical:center;mso-position-vertical-relative:margin" o:allowincell="f">
+        <v:shape id="WordPictureWatermark21287296" o:spid="_x0000_s1038" type="#_x0000_t75" style="position:absolute;margin-left:0;margin-top:0;width:10in;height:540pt;z-index:-251658239;mso-position-horizontal:center;mso-position-horizontal-relative:margin;mso-position-vertical:center;mso-position-vertical-relative:margin" o:allowincell="f">
           <v:imagedata r:id="rId1" o:title="Watermark" gain="19661f" blacklevel="22938f"/>
           <w10:wrap anchorx="margin" anchory="margin"/>
         </v:shape>
@@ -15214,7 +15346,7 @@
           <v:path o:extrusionok="f" gradientshapeok="t" o:connecttype="rect"/>
           <o:lock v:ext="edit" aspectratio="t"/>
         </v:shapetype>
-        <v:shape id="WordPictureWatermark21287300" o:spid="_x0000_s2054" type="#_x0000_t75" style="position:absolute;margin-left:0;margin-top:0;width:10in;height:540pt;z-index:-251658235;mso-position-horizontal:center;mso-position-horizontal-relative:margin;mso-position-vertical:center;mso-position-vertical-relative:margin" o:allowincell="f">
+        <v:shape id="WordPictureWatermark21287300" o:spid="_x0000_s1030" type="#_x0000_t75" style="position:absolute;margin-left:0;margin-top:0;width:10in;height:540pt;z-index:-251658235;mso-position-horizontal:center;mso-position-horizontal-relative:margin;mso-position-vertical:center;mso-position-vertical-relative:margin" o:allowincell="f">
           <v:imagedata r:id="rId1" o:title="Watermark" gain="19661f" blacklevel="22938f"/>
           <w10:wrap anchorx="margin" anchory="margin"/>
         </v:shape>
@@ -15509,7 +15641,7 @@
           <v:path o:extrusionok="f" gradientshapeok="t" o:connecttype="rect"/>
           <o:lock v:ext="edit" aspectratio="t"/>
         </v:shapetype>
-        <v:shape id="WordPictureWatermark21287301" o:spid="_x0000_s2061" type="#_x0000_t75" style="position:absolute;margin-left:0;margin-top:0;width:10in;height:540pt;z-index:-251658234;mso-position-horizontal:center;mso-position-horizontal-relative:margin;mso-position-vertical:center;mso-position-vertical-relative:margin" o:allowincell="f">
+        <v:shape id="WordPictureWatermark21287301" o:spid="_x0000_s1037" type="#_x0000_t75" style="position:absolute;margin-left:0;margin-top:0;width:10in;height:540pt;z-index:-251658234;mso-position-horizontal:center;mso-position-horizontal-relative:margin;mso-position-vertical:center;mso-position-vertical-relative:margin" o:allowincell="f">
           <v:imagedata r:id="rId1" o:title="Watermark" gain="19661f" blacklevel="22938f"/>
           <w10:wrap anchorx="margin" anchory="margin"/>
         </v:shape>
@@ -15797,7 +15929,7 @@
           <v:path o:extrusionok="f" gradientshapeok="t" o:connecttype="rect"/>
           <o:lock v:ext="edit" aspectratio="t"/>
         </v:shapetype>
-        <v:shape id="WordPictureWatermark21287299" o:spid="_x0000_s2060" type="#_x0000_t75" style="position:absolute;margin-left:0;margin-top:0;width:10in;height:540pt;z-index:-251658236;mso-position-horizontal:center;mso-position-horizontal-relative:margin;mso-position-vertical:center;mso-position-vertical-relative:margin" o:allowincell="f">
+        <v:shape id="WordPictureWatermark21287299" o:spid="_x0000_s1036" type="#_x0000_t75" style="position:absolute;margin-left:0;margin-top:0;width:10in;height:540pt;z-index:-251658236;mso-position-horizontal:center;mso-position-horizontal-relative:margin;mso-position-vertical:center;mso-position-vertical-relative:margin" o:allowincell="f">
           <v:imagedata r:id="rId1" o:title="Watermark" gain="19661f" blacklevel="22938f"/>
           <w10:wrap anchorx="margin" anchory="margin"/>
         </v:shape>
@@ -15837,7 +15969,7 @@
           <v:path o:extrusionok="f" gradientshapeok="t" o:connecttype="rect"/>
           <o:lock v:ext="edit" aspectratio="t"/>
         </v:shapetype>
-        <v:shape id="WordPictureWatermark21287303" o:spid="_x0000_s2057" type="#_x0000_t75" style="position:absolute;margin-left:0;margin-top:0;width:10in;height:540pt;z-index:-251658232;mso-position-horizontal:center;mso-position-horizontal-relative:margin;mso-position-vertical:center;mso-position-vertical-relative:margin" o:allowincell="f">
+        <v:shape id="WordPictureWatermark21287303" o:spid="_x0000_s1033" type="#_x0000_t75" style="position:absolute;margin-left:0;margin-top:0;width:10in;height:540pt;z-index:-251658232;mso-position-horizontal:center;mso-position-horizontal-relative:margin;mso-position-vertical:center;mso-position-vertical-relative:margin" o:allowincell="f">
           <v:imagedata r:id="rId1" o:title="Watermark" gain="19661f" blacklevel="22938f"/>
           <w10:wrap anchorx="margin" anchory="margin"/>
         </v:shape>
@@ -16141,7 +16273,7 @@
           <v:path o:extrusionok="f" gradientshapeok="t" o:connecttype="rect"/>
           <o:lock v:ext="edit" aspectratio="t"/>
         </v:shapetype>
-        <v:shape id="WordPictureWatermark21287304" o:spid="_x0000_s2059" type="#_x0000_t75" style="position:absolute;margin-left:0;margin-top:0;width:10in;height:540pt;z-index:-251658231;mso-position-horizontal:center;mso-position-horizontal-relative:margin;mso-position-vertical:center;mso-position-vertical-relative:margin" o:allowincell="f">
+        <v:shape id="WordPictureWatermark21287304" o:spid="_x0000_s1035" type="#_x0000_t75" style="position:absolute;margin-left:0;margin-top:0;width:10in;height:540pt;z-index:-251658231;mso-position-horizontal:center;mso-position-horizontal-relative:margin;mso-position-vertical:center;mso-position-vertical-relative:margin" o:allowincell="f">
           <v:imagedata r:id="rId1" o:title="Watermark" gain="19661f" blacklevel="22938f"/>
           <w10:wrap anchorx="margin" anchory="margin"/>
         </v:shape>
@@ -16181,7 +16313,7 @@
           <v:path o:extrusionok="f" gradientshapeok="t" o:connecttype="rect"/>
           <o:lock v:ext="edit" aspectratio="t"/>
         </v:shapetype>
-        <v:shape id="WordPictureWatermark21287302" o:spid="_x0000_s2056" type="#_x0000_t75" style="position:absolute;margin-left:0;margin-top:0;width:10in;height:540pt;z-index:-251658233;mso-position-horizontal:center;mso-position-horizontal-relative:margin;mso-position-vertical:center;mso-position-vertical-relative:margin" o:allowincell="f">
+        <v:shape id="WordPictureWatermark21287302" o:spid="_x0000_s1032" type="#_x0000_t75" style="position:absolute;margin-left:0;margin-top:0;width:10in;height:540pt;z-index:-251658233;mso-position-horizontal:center;mso-position-horizontal-relative:margin;mso-position-vertical:center;mso-position-vertical-relative:margin" o:allowincell="f">
           <v:imagedata r:id="rId1" o:title="Watermark" gain="19661f" blacklevel="22938f"/>
           <w10:wrap anchorx="margin" anchory="margin"/>
         </v:shape>
@@ -21502,15 +21634,6 @@
 </file>
 
 <file path=customXml/item1.xml><?xml version="1.0" encoding="utf-8"?>
-<?mso-contentType ?>
-<FormTemplates xmlns="http://schemas.microsoft.com/sharepoint/v3/contenttype/forms">
-  <Display>DocumentLibraryForm</Display>
-  <Edit>DocumentLibraryForm</Edit>
-  <New>DocumentLibraryForm</New>
-</FormTemplates>
-</file>
-
-<file path=customXml/item2.xml><?xml version="1.0" encoding="utf-8"?>
 <p:properties xmlns:p="http://schemas.microsoft.com/office/2006/metadata/properties" xmlns:xsi="http://www.w3.org/2001/XMLSchema-instance" xmlns:pc="http://schemas.microsoft.com/office/infopath/2007/PartnerControls">
   <documentManagement>
     <b26d xmlns="785685f2-c2e1-4352-89aa-3faca8eaba52" xsi:nil="true"/>
@@ -21533,17 +21656,18 @@
 </p:properties>
 </file>
 
-<file path=customXml/item3.xml><?xml version="1.0" encoding="utf-8"?>
-<b:Sources xmlns:b="http://schemas.openxmlformats.org/officeDocument/2006/bibliography" xmlns="http://schemas.openxmlformats.org/officeDocument/2006/bibliography" SelectedStyle="\APA.XSL" StyleName="APA Fifth Edition"/>
+<file path=customXml/item2.xml><?xml version="1.0" encoding="utf-8"?>
+<?mso-contentType ?>
+<FormTemplates xmlns="http://schemas.microsoft.com/sharepoint/v3/contenttype/forms">
+  <Display>DocumentLibraryForm</Display>
+  <Edit>DocumentLibraryForm</Edit>
+  <New>DocumentLibraryForm</New>
+</FormTemplates>
 </file>
 
-<file path=customXml/item4.xml><?xml version="1.0" encoding="utf-8"?>
-<b:Sources xmlns:b="http://schemas.openxmlformats.org/officeDocument/2006/bibliography" xmlns="http://schemas.openxmlformats.org/officeDocument/2006/bibliography" SelectedStyle="\APA.XSL" StyleName="APA Fifth Edition"/>
-</file>
-
-<file path=customXml/item5.xml><?xml version="1.0" encoding="utf-8"?>
-<ct:contentTypeSchema xmlns:ct="http://schemas.microsoft.com/office/2006/metadata/contentType" xmlns:ma="http://schemas.microsoft.com/office/2006/metadata/properties/metaAttributes" ct:_="" ma:_="" ma:contentTypeName="Document" ma:contentTypeID="0x01010061DC9A153AAEEE45BACE06E01F8272AC" ma:contentTypeVersion="21" ma:contentTypeDescription="Create a new document." ma:contentTypeScope="" ma:versionID="88efdf97b65d09c9d0c7bbf944c2dedf">
-  <xsd:schema xmlns:xsd="http://www.w3.org/2001/XMLSchema" xmlns:xs="http://www.w3.org/2001/XMLSchema" xmlns:p="http://schemas.microsoft.com/office/2006/metadata/properties" xmlns:ns2="785685f2-c2e1-4352-89aa-3faca8eaba52" xmlns:ns3="5067c814-4b34-462c-a21d-c185ff6548d2" targetNamespace="http://schemas.microsoft.com/office/2006/metadata/properties" ma:root="true" ma:fieldsID="ea7966bcb5d37bb36b188e4d473f173a" ns2:_="" ns3:_="">
+<file path=customXml/item3.xml><?xml version="1.0" encoding="utf-8"?>
+<ct:contentTypeSchema xmlns:ct="http://schemas.microsoft.com/office/2006/metadata/contentType" xmlns:ma="http://schemas.microsoft.com/office/2006/metadata/properties/metaAttributes" ct:_="" ma:_="" ma:contentTypeName="Document" ma:contentTypeID="0x01010061DC9A153AAEEE45BACE06E01F8272AC" ma:contentTypeVersion="22" ma:contentTypeDescription="Create a new document." ma:contentTypeScope="" ma:versionID="f385d176d2edce8649242d2577021922">
+  <xsd:schema xmlns:xsd="http://www.w3.org/2001/XMLSchema" xmlns:xs="http://www.w3.org/2001/XMLSchema" xmlns:p="http://schemas.microsoft.com/office/2006/metadata/properties" xmlns:ns2="785685f2-c2e1-4352-89aa-3faca8eaba52" xmlns:ns3="5067c814-4b34-462c-a21d-c185ff6548d2" targetNamespace="http://schemas.microsoft.com/office/2006/metadata/properties" ma:root="true" ma:fieldsID="d524efdc8979a7138db3d9a62e6dc8ef" ns2:_="" ns3:_="">
     <xsd:import namespace="785685f2-c2e1-4352-89aa-3faca8eaba52"/>
     <xsd:import namespace="5067c814-4b34-462c-a21d-c185ff6548d2"/>
     <xsd:element name="properties">
@@ -21572,6 +21696,7 @@
                 <xsd:element ref="ns2:lcf76f155ced4ddcb4097134ff3c332f" minOccurs="0"/>
                 <xsd:element ref="ns3:TaxCatchAll" minOccurs="0"/>
                 <xsd:element ref="ns2:MediaServiceObjectDetectorVersions" minOccurs="0"/>
+                <xsd:element ref="ns2:MediaServiceSearchProperties" minOccurs="0"/>
               </xsd:all>
             </xsd:complexType>
           </xsd:element>
@@ -21687,6 +21812,11 @@
     <xsd:element name="MediaServiceObjectDetectorVersions" ma:index="28" nillable="true" ma:displayName="MediaServiceObjectDetectorVersions" ma:hidden="true" ma:indexed="true" ma:internalName="MediaServiceObjectDetectorVersions" ma:readOnly="true">
       <xsd:simpleType>
         <xsd:restriction base="dms:Text"/>
+      </xsd:simpleType>
+    </xsd:element>
+    <xsd:element name="MediaServiceSearchProperties" ma:index="29" nillable="true" ma:displayName="MediaServiceSearchProperties" ma:hidden="true" ma:internalName="MediaServiceSearchProperties" ma:readOnly="true">
+      <xsd:simpleType>
+        <xsd:restriction base="dms:Note"/>
       </xsd:simpleType>
     </xsd:element>
   </xsd:schema>
@@ -21830,7 +21960,26 @@
 </ct:contentTypeSchema>
 </file>
 
+<file path=customXml/item4.xml><?xml version="1.0" encoding="utf-8"?>
+<b:Sources xmlns:b="http://schemas.openxmlformats.org/officeDocument/2006/bibliography" xmlns="http://schemas.openxmlformats.org/officeDocument/2006/bibliography" SelectedStyle="\APA.XSL" StyleName="APA Fifth Edition"/>
+</file>
+
+<file path=customXml/item5.xml><?xml version="1.0" encoding="utf-8"?>
+<b:Sources xmlns:b="http://schemas.openxmlformats.org/officeDocument/2006/bibliography" xmlns="http://schemas.openxmlformats.org/officeDocument/2006/bibliography" SelectedStyle="\APA.XSL" StyleName="APA Fifth Edition"/>
+</file>
+
 <file path=customXml/itemProps1.xml><?xml version="1.0" encoding="utf-8"?>
+<ds:datastoreItem xmlns:ds="http://schemas.openxmlformats.org/officeDocument/2006/customXml" ds:itemID="{F12DEE38-0B8F-4CCA-8255-A9F9C22F901B}">
+  <ds:schemaRefs>
+    <ds:schemaRef ds:uri="http://schemas.microsoft.com/office/2006/metadata/properties"/>
+    <ds:schemaRef ds:uri="http://schemas.microsoft.com/office/infopath/2007/PartnerControls"/>
+    <ds:schemaRef ds:uri="785685f2-c2e1-4352-89aa-3faca8eaba52"/>
+    <ds:schemaRef ds:uri="5067c814-4b34-462c-a21d-c185ff6548d2"/>
+  </ds:schemaRefs>
+</ds:datastoreItem>
+</file>
+
+<file path=customXml/itemProps2.xml><?xml version="1.0" encoding="utf-8"?>
 <ds:datastoreItem xmlns:ds="http://schemas.openxmlformats.org/officeDocument/2006/customXml" ds:itemID="{06A0D558-4695-4819-B98A-9695DE2AA7C5}">
   <ds:schemaRefs>
     <ds:schemaRef ds:uri="http://schemas.microsoft.com/sharepoint/v3/contenttype/forms"/>
@@ -21838,29 +21987,8 @@
 </ds:datastoreItem>
 </file>
 
-<file path=customXml/itemProps2.xml><?xml version="1.0" encoding="utf-8"?>
-<ds:datastoreItem xmlns:ds="http://schemas.openxmlformats.org/officeDocument/2006/customXml" ds:itemID="{F12DEE38-0B8F-4CCA-8255-A9F9C22F901B}">
-  <ds:schemaRefs>
-    <ds:schemaRef ds:uri="http://schemas.microsoft.com/office/2006/documentManagement/types"/>
-    <ds:schemaRef ds:uri="http://purl.org/dc/terms/"/>
-    <ds:schemaRef ds:uri="http://www.w3.org/XML/1998/namespace"/>
-    <ds:schemaRef ds:uri="785685f2-c2e1-4352-89aa-3faca8eaba52"/>
-    <ds:schemaRef ds:uri="http://purl.org/dc/dcmitype/"/>
-    <ds:schemaRef ds:uri="http://schemas.microsoft.com/office/infopath/2007/PartnerControls"/>
-    <ds:schemaRef ds:uri="http://schemas.microsoft.com/office/2006/metadata/properties"/>
-    <ds:schemaRef ds:uri="http://schemas.openxmlformats.org/package/2006/metadata/core-properties"/>
-    <ds:schemaRef ds:uri="5067c814-4b34-462c-a21d-c185ff6548d2"/>
-    <ds:schemaRef ds:uri="http://purl.org/dc/elements/1.1/"/>
-  </ds:schemaRefs>
-</ds:datastoreItem>
-</file>
-
 <file path=customXml/itemProps3.xml><?xml version="1.0" encoding="utf-8"?>
-<ds:datastoreItem xmlns:ds="http://schemas.openxmlformats.org/officeDocument/2006/customXml" ds:itemID="{F81FFC39-694B-4E6B-B438-488237FFF101}">
-  <ds:schemaRefs>
-    <ds:schemaRef ds:uri="http://schemas.openxmlformats.org/officeDocument/2006/bibliography"/>
-  </ds:schemaRefs>
-</ds:datastoreItem>
+<ds:datastoreItem xmlns:ds="http://schemas.openxmlformats.org/officeDocument/2006/customXml" ds:itemID="{392524E5-DE60-4AA6-B333-A1454F8D6731}"/>
 </file>
 
 <file path=customXml/itemProps4.xml><?xml version="1.0" encoding="utf-8"?>
@@ -21872,20 +22000,9 @@
 </file>
 
 <file path=customXml/itemProps5.xml><?xml version="1.0" encoding="utf-8"?>
-<ds:datastoreItem xmlns:ds="http://schemas.openxmlformats.org/officeDocument/2006/customXml" ds:itemID="{1D3C9891-34F0-45C8-B5D1-A05A7F230465}">
+<ds:datastoreItem xmlns:ds="http://schemas.openxmlformats.org/officeDocument/2006/customXml" ds:itemID="{F81FFC39-694B-4E6B-B438-488237FFF101}">
   <ds:schemaRefs>
-    <ds:schemaRef ds:uri="http://schemas.microsoft.com/office/2006/metadata/contentType"/>
-    <ds:schemaRef ds:uri="http://schemas.microsoft.com/office/2006/metadata/properties/metaAttributes"/>
-    <ds:schemaRef ds:uri="http://www.w3.org/2001/XMLSchema"/>
-    <ds:schemaRef ds:uri="http://schemas.microsoft.com/office/2006/metadata/properties"/>
-    <ds:schemaRef ds:uri="785685f2-c2e1-4352-89aa-3faca8eaba52"/>
-    <ds:schemaRef ds:uri="5067c814-4b34-462c-a21d-c185ff6548d2"/>
-    <ds:schemaRef ds:uri="http://schemas.microsoft.com/office/2006/documentManagement/types"/>
-    <ds:schemaRef ds:uri="http://schemas.microsoft.com/office/infopath/2007/PartnerControls"/>
-    <ds:schemaRef ds:uri="http://schemas.openxmlformats.org/package/2006/metadata/core-properties"/>
-    <ds:schemaRef ds:uri="http://purl.org/dc/elements/1.1/"/>
-    <ds:schemaRef ds:uri="http://purl.org/dc/terms/"/>
-    <ds:schemaRef ds:uri="http://schemas.microsoft.com/internal/obd"/>
+    <ds:schemaRef ds:uri="http://schemas.openxmlformats.org/officeDocument/2006/bibliography"/>
   </ds:schemaRefs>
 </ds:datastoreItem>
 </file>